--- a/barlow/docs/finesst_readiness_statement_v3.docx
+++ b/barlow/docs/finesst_readiness_statement_v3.docx
@@ -73,7 +73,7 @@
           <w:b w:val="0"/>
           <w:i w:val="0"/>
         </w:rPr>
-        <w:t xml:space="preserve"> The FI independently designed and built an end-to-end airborne-lidar terrain-analysis pipeline on the Appalachian Plateau — point-cloud processing (PDAL), bare-earth derivative generation (GDAL/WhiteboxTools), hand-labeled training-set construction (QGIS), U-Net and instance-segmentation model training (PyTorch), and DEM-of-Difference change analysis with ICP co-registration and NMAD-based uncertainty — an independent research project that exercises the methods used in the proposed work. Additional relevant experience includes InSAR-based DEM generation and accuracy assessment against lidar references; five years as an Environmental Scientist at the Utah Division of Oil, Gas &amp; Mining (geospatial data analysis and Python automation); prior work as an Earth Scientist at Chevron; a graduate teaching assistantship at Brigham Young University; and a Python Programming course (The Tech Academy, 2024).</w:t>
+        <w:t xml:space="preserve"> The FI independently designed and built an end-to-end airborne-LiDAR terrain-analysis pipeline on the Appalachian Plateau — point-cloud processing (PDAL), bare-earth derivative generation (GDAL/WhiteboxTools), hand-labeled training-set construction (QGIS), U-Net and instance-segmentation model training (PyTorch), and DEM-of-Difference change analysis with ICP co-registration and NMAD-based uncertainty — an independent research project that exercises the methods used in the proposed work. Additional relevant experience includes InSAR-based DEM generation and accuracy assessment against LiDAR references; five years as an Environmental Scientist at the Utah Division of Oil, Gas &amp; Mining (geospatial data analysis and Python automation); prior work as an Earth Scientist at Chevron; a graduate teaching assistantship at Brigham Young University; and a Python Programming course (The Tech Academy, 2024).</w:t>
       </w:r>
     </w:p>
     <w:sectPr>
